--- a/Жук/2screens.docx
+++ b/Жук/2screens.docx
@@ -1,6 +1,6 @@
 
 <file path=word/document.xml><?xml version="1.0" encoding="utf-8"?>
-<w:document xmlns:wpc="http://schemas.microsoft.com/office/word/2010/wordprocessingCanvas" xmlns:cx="http://schemas.microsoft.com/office/drawing/2014/chartex" xmlns:cx1="http://schemas.microsoft.com/office/drawing/2015/9/8/chartex" xmlns:cx2="http://schemas.microsoft.com/office/drawing/2015/10/21/chartex" xmlns:cx3="http://schemas.microsoft.com/office/drawing/2016/5/9/chartex" xmlns:cx4="http://schemas.microsoft.com/office/drawing/2016/5/10/chartex" xmlns:cx5="http://schemas.microsoft.com/office/drawing/2016/5/11/chartex" xmlns:cx6="http://schemas.microsoft.com/office/drawing/2016/5/12/chartex" xmlns:cx7="http://schemas.microsoft.com/office/drawing/2016/5/13/chartex" xmlns:cx8="http://schemas.microsoft.com/office/drawing/2016/5/14/chartex" xmlns:mc="http://schemas.openxmlformats.org/markup-compatibility/2006" xmlns:aink="http://schemas.microsoft.com/office/drawing/2016/ink" xmlns:am3d="http://schemas.microsoft.com/office/drawing/2017/model3d" xmlns:o="urn:schemas-microsoft-com:office:office" xmlns:oel="http://schemas.microsoft.com/office/2019/extlst" xmlns:r="http://schemas.openxmlformats.org/officeDocument/2006/relationships" xmlns:m="http://schemas.openxmlformats.org/officeDocument/2006/math" xmlns:v="urn:schemas-microsoft-com:vml" xmlns:wp14="http://schemas.microsoft.com/office/word/2010/wordprocessingDrawing" xmlns:wp="http://schemas.openxmlformats.org/drawingml/2006/wordprocessingDrawing" xmlns:w10="urn:schemas-microsoft-com:office:word" xmlns:w="http://schemas.openxmlformats.org/wordprocessingml/2006/main" xmlns:w14="http://schemas.microsoft.com/office/word/2010/wordml" xmlns:w15="http://schemas.microsoft.com/office/word/2012/wordml" xmlns:w16cex="http://schemas.microsoft.com/office/word/2018/wordml/cex" xmlns:w16cid="http://schemas.microsoft.com/office/word/2016/wordml/cid" xmlns:w16="http://schemas.microsoft.com/office/word/2018/wordml" xmlns:w16du="http://schemas.microsoft.com/office/word/2023/wordml/word16du" xmlns:w16sdtdh="http://schemas.microsoft.com/office/word/2020/wordml/sdtdatahash" xmlns:w16sdtfl="http://schemas.microsoft.com/office/word/2024/wordml/sdtformatlock" xmlns:w16se="http://schemas.microsoft.com/office/word/2015/wordml/symex" xmlns:wpg="http://schemas.microsoft.com/office/word/2010/wordprocessingGroup" xmlns:wpi="http://schemas.microsoft.com/office/word/2010/wordprocessingInk" xmlns:wne="http://schemas.microsoft.com/office/word/2006/wordml" xmlns:wps="http://schemas.microsoft.com/office/word/2010/wordprocessingShape" mc:Ignorable="w14 w15 w16se w16cid w16 w16cex w16sdtdh w16sdtfl w16du wp14">
+<w:document xmlns:wpc="http://schemas.microsoft.com/office/word/2010/wordprocessingCanvas" xmlns:cx="http://schemas.microsoft.com/office/drawing/2014/chartex" xmlns:cx1="http://schemas.microsoft.com/office/drawing/2015/9/8/chartex" xmlns:cx2="http://schemas.microsoft.com/office/drawing/2015/10/21/chartex" xmlns:cx3="http://schemas.microsoft.com/office/drawing/2016/5/9/chartex" xmlns:cx4="http://schemas.microsoft.com/office/drawing/2016/5/10/chartex" xmlns:cx5="http://schemas.microsoft.com/office/drawing/2016/5/11/chartex" xmlns:cx6="http://schemas.microsoft.com/office/drawing/2016/5/12/chartex" xmlns:cx7="http://schemas.microsoft.com/office/drawing/2016/5/13/chartex" xmlns:cx8="http://schemas.microsoft.com/office/drawing/2016/5/14/chartex" xmlns:mc="http://schemas.openxmlformats.org/markup-compatibility/2006" xmlns:aink="http://schemas.microsoft.com/office/drawing/2016/ink" xmlns:am3d="http://schemas.microsoft.com/office/drawing/2017/model3d" xmlns:o="urn:schemas-microsoft-com:office:office" xmlns:oel="http://schemas.microsoft.com/office/2019/extlst" xmlns:r="http://schemas.openxmlformats.org/officeDocument/2006/relationships" xmlns:m="http://schemas.openxmlformats.org/officeDocument/2006/math" xmlns:v="urn:schemas-microsoft-com:vml" xmlns:wp14="http://schemas.microsoft.com/office/word/2010/wordprocessingDrawing" xmlns:wp="http://schemas.openxmlformats.org/drawingml/2006/wordprocessingDrawing" xmlns:w10="urn:schemas-microsoft-com:office:word" xmlns:w="http://schemas.openxmlformats.org/wordprocessingml/2006/main" xmlns:w14="http://schemas.microsoft.com/office/word/2010/wordml" xmlns:w15="http://schemas.microsoft.com/office/word/2012/wordml" xmlns:w16cex="http://schemas.microsoft.com/office/word/2018/wordml/cex" xmlns:w16cid="http://schemas.microsoft.com/office/word/2016/wordml/cid" xmlns:w16="http://schemas.microsoft.com/office/word/2018/wordml" xmlns:w16sdtdh="http://schemas.microsoft.com/office/word/2020/wordml/sdtdatahash" xmlns:w16se="http://schemas.microsoft.com/office/word/2015/wordml/symex" xmlns:wpg="http://schemas.microsoft.com/office/word/2010/wordprocessingGroup" xmlns:wpi="http://schemas.microsoft.com/office/word/2010/wordprocessingInk" xmlns:wne="http://schemas.microsoft.com/office/word/2006/wordml" xmlns:wps="http://schemas.microsoft.com/office/word/2010/wordprocessingShape" mc:Ignorable="w14 w15 w16se w16cid w16 w16cex w16sdtdh wp14">
   <w:body>
     <w:p>
       <w:pPr>
@@ -9,31 +9,1309 @@
         </w:rPr>
       </w:pPr>
       <w:r>
-        <w:drawing>
-          <wp:inline distT="0" distB="0" distL="0" distR="0" wp14:anchorId="55BCCB4A" wp14:editId="46CFAC33">
-            <wp:extent cx="2953162" cy="228632"/>
+        <w:rPr>
+          <w:noProof/>
+          <w:lang w:val="en-US"/>
+        </w:rPr>
+        <w:drawing>
+          <wp:inline distT="0" distB="0" distL="0" distR="0" wp14:anchorId="646CDB95" wp14:editId="5C5FD0F6">
+            <wp:extent cx="5940425" cy="936625"/>
+            <wp:effectExtent l="0" t="0" r="3175" b="0"/>
+            <wp:docPr id="1" name="Рисунок 1"/>
+            <wp:cNvGraphicFramePr>
+              <a:graphicFrameLocks xmlns:a="http://schemas.openxmlformats.org/drawingml/2006/main" noChangeAspect="1"/>
+            </wp:cNvGraphicFramePr>
+            <a:graphic xmlns:a="http://schemas.openxmlformats.org/drawingml/2006/main">
+              <a:graphicData uri="http://schemas.openxmlformats.org/drawingml/2006/picture">
+                <pic:pic xmlns:pic="http://schemas.openxmlformats.org/drawingml/2006/picture">
+                  <pic:nvPicPr>
+                    <pic:cNvPr id="1" name=""/>
+                    <pic:cNvPicPr/>
+                  </pic:nvPicPr>
+                  <pic:blipFill>
+                    <a:blip r:embed="rId5"/>
+                    <a:stretch>
+                      <a:fillRect/>
+                    </a:stretch>
+                  </pic:blipFill>
+                  <pic:spPr>
+                    <a:xfrm>
+                      <a:off x="0" y="0"/>
+                      <a:ext cx="5940425" cy="936625"/>
+                    </a:xfrm>
+                    <a:prstGeom prst="rect">
+                      <a:avLst/>
+                    </a:prstGeom>
+                  </pic:spPr>
+                </pic:pic>
+              </a:graphicData>
+            </a:graphic>
+          </wp:inline>
+        </w:drawing>
+      </w:r>
+      <w:r>
+        <w:rPr>
+          <w:noProof/>
+          <w:lang w:val="en-US"/>
+        </w:rPr>
+        <w:drawing>
+          <wp:inline distT="0" distB="0" distL="0" distR="0" wp14:anchorId="2A4242DA" wp14:editId="54D1DE50">
+            <wp:extent cx="5940425" cy="1116330"/>
+            <wp:effectExtent l="0" t="0" r="3175" b="7620"/>
+            <wp:docPr id="2" name="Рисунок 2"/>
+            <wp:cNvGraphicFramePr>
+              <a:graphicFrameLocks xmlns:a="http://schemas.openxmlformats.org/drawingml/2006/main" noChangeAspect="1"/>
+            </wp:cNvGraphicFramePr>
+            <a:graphic xmlns:a="http://schemas.openxmlformats.org/drawingml/2006/main">
+              <a:graphicData uri="http://schemas.openxmlformats.org/drawingml/2006/picture">
+                <pic:pic xmlns:pic="http://schemas.openxmlformats.org/drawingml/2006/picture">
+                  <pic:nvPicPr>
+                    <pic:cNvPr id="1" name=""/>
+                    <pic:cNvPicPr/>
+                  </pic:nvPicPr>
+                  <pic:blipFill>
+                    <a:blip r:embed="rId6"/>
+                    <a:stretch>
+                      <a:fillRect/>
+                    </a:stretch>
+                  </pic:blipFill>
+                  <pic:spPr>
+                    <a:xfrm>
+                      <a:off x="0" y="0"/>
+                      <a:ext cx="5940425" cy="1116330"/>
+                    </a:xfrm>
+                    <a:prstGeom prst="rect">
+                      <a:avLst/>
+                    </a:prstGeom>
+                  </pic:spPr>
+                </pic:pic>
+              </a:graphicData>
+            </a:graphic>
+          </wp:inline>
+        </w:drawing>
+      </w:r>
+    </w:p>
+    <w:p>
+      <w:pPr>
+        <w:rPr>
+          <w:lang w:val="en-US"/>
+        </w:rPr>
+      </w:pPr>
+      <w:r>
+        <w:rPr>
+          <w:noProof/>
+          <w:lang w:val="en-US"/>
+        </w:rPr>
+        <w:drawing>
+          <wp:inline distT="0" distB="0" distL="0" distR="0" wp14:anchorId="2FEAE7B3" wp14:editId="0F24B8BF">
+            <wp:extent cx="5940425" cy="2145665"/>
+            <wp:effectExtent l="0" t="0" r="3175" b="6985"/>
+            <wp:docPr id="3" name="Рисунок 3"/>
+            <wp:cNvGraphicFramePr>
+              <a:graphicFrameLocks xmlns:a="http://schemas.openxmlformats.org/drawingml/2006/main" noChangeAspect="1"/>
+            </wp:cNvGraphicFramePr>
+            <a:graphic xmlns:a="http://schemas.openxmlformats.org/drawingml/2006/main">
+              <a:graphicData uri="http://schemas.openxmlformats.org/drawingml/2006/picture">
+                <pic:pic xmlns:pic="http://schemas.openxmlformats.org/drawingml/2006/picture">
+                  <pic:nvPicPr>
+                    <pic:cNvPr id="1" name=""/>
+                    <pic:cNvPicPr/>
+                  </pic:nvPicPr>
+                  <pic:blipFill>
+                    <a:blip r:embed="rId7"/>
+                    <a:stretch>
+                      <a:fillRect/>
+                    </a:stretch>
+                  </pic:blipFill>
+                  <pic:spPr>
+                    <a:xfrm>
+                      <a:off x="0" y="0"/>
+                      <a:ext cx="5940425" cy="2145665"/>
+                    </a:xfrm>
+                    <a:prstGeom prst="rect">
+                      <a:avLst/>
+                    </a:prstGeom>
+                  </pic:spPr>
+                </pic:pic>
+              </a:graphicData>
+            </a:graphic>
+          </wp:inline>
+        </w:drawing>
+      </w:r>
+    </w:p>
+    <w:p>
+      <w:pPr>
+        <w:rPr>
+          <w:lang w:val="en-US"/>
+        </w:rPr>
+      </w:pPr>
+      <w:r>
+        <w:rPr>
+          <w:noProof/>
+          <w:lang w:val="en-US"/>
+        </w:rPr>
+        <w:drawing>
+          <wp:inline distT="0" distB="0" distL="0" distR="0" wp14:anchorId="632394B4" wp14:editId="2CFD28F8">
+            <wp:extent cx="5940425" cy="1550035"/>
+            <wp:effectExtent l="0" t="0" r="3175" b="0"/>
+            <wp:docPr id="4" name="Рисунок 4"/>
+            <wp:cNvGraphicFramePr>
+              <a:graphicFrameLocks xmlns:a="http://schemas.openxmlformats.org/drawingml/2006/main" noChangeAspect="1"/>
+            </wp:cNvGraphicFramePr>
+            <a:graphic xmlns:a="http://schemas.openxmlformats.org/drawingml/2006/main">
+              <a:graphicData uri="http://schemas.openxmlformats.org/drawingml/2006/picture">
+                <pic:pic xmlns:pic="http://schemas.openxmlformats.org/drawingml/2006/picture">
+                  <pic:nvPicPr>
+                    <pic:cNvPr id="1" name=""/>
+                    <pic:cNvPicPr/>
+                  </pic:nvPicPr>
+                  <pic:blipFill>
+                    <a:blip r:embed="rId8"/>
+                    <a:stretch>
+                      <a:fillRect/>
+                    </a:stretch>
+                  </pic:blipFill>
+                  <pic:spPr>
+                    <a:xfrm>
+                      <a:off x="0" y="0"/>
+                      <a:ext cx="5940425" cy="1550035"/>
+                    </a:xfrm>
+                    <a:prstGeom prst="rect">
+                      <a:avLst/>
+                    </a:prstGeom>
+                  </pic:spPr>
+                </pic:pic>
+              </a:graphicData>
+            </a:graphic>
+          </wp:inline>
+        </w:drawing>
+      </w:r>
+    </w:p>
+    <w:p>
+      <w:pPr>
+        <w:rPr>
+          <w:lang w:val="en-US"/>
+        </w:rPr>
+      </w:pPr>
+      <w:r>
+        <w:rPr>
+          <w:noProof/>
+          <w:lang w:val="en-US"/>
+        </w:rPr>
+        <w:drawing>
+          <wp:inline distT="0" distB="0" distL="0" distR="0" wp14:anchorId="296A9433" wp14:editId="78C443F0">
+            <wp:extent cx="5096586" cy="1333686"/>
+            <wp:effectExtent l="0" t="0" r="8890" b="0"/>
+            <wp:docPr id="5" name="Рисунок 5"/>
+            <wp:cNvGraphicFramePr>
+              <a:graphicFrameLocks xmlns:a="http://schemas.openxmlformats.org/drawingml/2006/main" noChangeAspect="1"/>
+            </wp:cNvGraphicFramePr>
+            <a:graphic xmlns:a="http://schemas.openxmlformats.org/drawingml/2006/main">
+              <a:graphicData uri="http://schemas.openxmlformats.org/drawingml/2006/picture">
+                <pic:pic xmlns:pic="http://schemas.openxmlformats.org/drawingml/2006/picture">
+                  <pic:nvPicPr>
+                    <pic:cNvPr id="1" name=""/>
+                    <pic:cNvPicPr/>
+                  </pic:nvPicPr>
+                  <pic:blipFill>
+                    <a:blip r:embed="rId9"/>
+                    <a:stretch>
+                      <a:fillRect/>
+                    </a:stretch>
+                  </pic:blipFill>
+                  <pic:spPr>
+                    <a:xfrm>
+                      <a:off x="0" y="0"/>
+                      <a:ext cx="5096586" cy="1333686"/>
+                    </a:xfrm>
+                    <a:prstGeom prst="rect">
+                      <a:avLst/>
+                    </a:prstGeom>
+                  </pic:spPr>
+                </pic:pic>
+              </a:graphicData>
+            </a:graphic>
+          </wp:inline>
+        </w:drawing>
+      </w:r>
+    </w:p>
+    <w:p>
+      <w:pPr>
+        <w:rPr>
+          <w:lang w:val="ru-RU"/>
+        </w:rPr>
+      </w:pPr>
+      <w:r>
+        <w:rPr>
+          <w:noProof/>
+          <w:lang w:val="en-US"/>
+        </w:rPr>
+        <w:drawing>
+          <wp:inline distT="0" distB="0" distL="0" distR="0" wp14:anchorId="01A791B1" wp14:editId="148CEF79">
+            <wp:extent cx="2886478" cy="657317"/>
+            <wp:effectExtent l="0" t="0" r="0" b="9525"/>
+            <wp:docPr id="7" name="Рисунок 7"/>
+            <wp:cNvGraphicFramePr>
+              <a:graphicFrameLocks xmlns:a="http://schemas.openxmlformats.org/drawingml/2006/main" noChangeAspect="1"/>
+            </wp:cNvGraphicFramePr>
+            <a:graphic xmlns:a="http://schemas.openxmlformats.org/drawingml/2006/main">
+              <a:graphicData uri="http://schemas.openxmlformats.org/drawingml/2006/picture">
+                <pic:pic xmlns:pic="http://schemas.openxmlformats.org/drawingml/2006/picture">
+                  <pic:nvPicPr>
+                    <pic:cNvPr id="1" name=""/>
+                    <pic:cNvPicPr/>
+                  </pic:nvPicPr>
+                  <pic:blipFill>
+                    <a:blip r:embed="rId10"/>
+                    <a:stretch>
+                      <a:fillRect/>
+                    </a:stretch>
+                  </pic:blipFill>
+                  <pic:spPr>
+                    <a:xfrm>
+                      <a:off x="0" y="0"/>
+                      <a:ext cx="2886478" cy="657317"/>
+                    </a:xfrm>
+                    <a:prstGeom prst="rect">
+                      <a:avLst/>
+                    </a:prstGeom>
+                  </pic:spPr>
+                </pic:pic>
+              </a:graphicData>
+            </a:graphic>
+          </wp:inline>
+        </w:drawing>
+      </w:r>
+    </w:p>
+    <w:p>
+      <w:pPr>
+        <w:rPr>
+          <w:lang w:val="en-US"/>
+        </w:rPr>
+      </w:pPr>
+      <w:r>
+        <w:rPr>
+          <w:noProof/>
+          <w:lang w:val="ru-RU"/>
+        </w:rPr>
+        <w:lastRenderedPageBreak/>
+        <w:drawing>
+          <wp:inline distT="0" distB="0" distL="0" distR="0" wp14:anchorId="019A170E" wp14:editId="6D0E5C6B">
+            <wp:extent cx="5940425" cy="2126615"/>
+            <wp:effectExtent l="0" t="0" r="3175" b="6985"/>
+            <wp:docPr id="8" name="Рисунок 8"/>
+            <wp:cNvGraphicFramePr>
+              <a:graphicFrameLocks xmlns:a="http://schemas.openxmlformats.org/drawingml/2006/main" noChangeAspect="1"/>
+            </wp:cNvGraphicFramePr>
+            <a:graphic xmlns:a="http://schemas.openxmlformats.org/drawingml/2006/main">
+              <a:graphicData uri="http://schemas.openxmlformats.org/drawingml/2006/picture">
+                <pic:pic xmlns:pic="http://schemas.openxmlformats.org/drawingml/2006/picture">
+                  <pic:nvPicPr>
+                    <pic:cNvPr id="1" name=""/>
+                    <pic:cNvPicPr/>
+                  </pic:nvPicPr>
+                  <pic:blipFill>
+                    <a:blip r:embed="rId11"/>
+                    <a:stretch>
+                      <a:fillRect/>
+                    </a:stretch>
+                  </pic:blipFill>
+                  <pic:spPr>
+                    <a:xfrm>
+                      <a:off x="0" y="0"/>
+                      <a:ext cx="5940425" cy="2126615"/>
+                    </a:xfrm>
+                    <a:prstGeom prst="rect">
+                      <a:avLst/>
+                    </a:prstGeom>
+                  </pic:spPr>
+                </pic:pic>
+              </a:graphicData>
+            </a:graphic>
+          </wp:inline>
+        </w:drawing>
+      </w:r>
+    </w:p>
+    <w:p>
+      <w:pPr>
+        <w:rPr>
+          <w:lang w:val="en-US"/>
+        </w:rPr>
+      </w:pPr>
+    </w:p>
+    <w:p>
+      <w:pPr>
+        <w:rPr>
+          <w:lang w:val="en-US"/>
+        </w:rPr>
+      </w:pPr>
+      <w:r>
+        <w:rPr>
+          <w:lang w:val="en-US"/>
+        </w:rPr>
+        <w:t>L*M9Zqi.lT5wSZA-</w:t>
+      </w:r>
+    </w:p>
+    <w:p>
+      <w:pPr>
+        <w:rPr>
+          <w:lang w:val="en-US"/>
+        </w:rPr>
+      </w:pPr>
+      <w:r>
+        <w:rPr>
+          <w:lang w:val="en-US"/>
+        </w:rPr>
+        <w:t>m!!CEQMz1St)8WkF</w:t>
+      </w:r>
+    </w:p>
+    <w:p>
+      <w:pPr>
+        <w:rPr>
+          <w:lang w:val="en-US"/>
+        </w:rPr>
+      </w:pPr>
+      <w:r>
+        <w:rPr>
+          <w:lang w:val="en-US"/>
+        </w:rPr>
+        <w:t>N7kWqO@@</w:t>
+      </w:r>
+      <w:proofErr w:type="spellStart"/>
+      <w:r>
+        <w:rPr>
+          <w:lang w:val="en-US"/>
+        </w:rPr>
+        <w:t>PHIxTabI</w:t>
+      </w:r>
+      <w:proofErr w:type="spellEnd"/>
+    </w:p>
+    <w:p>
+      <w:pPr>
+        <w:rPr>
+          <w:lang w:val="en-US"/>
+        </w:rPr>
+      </w:pPr>
+      <w:r>
+        <w:rPr>
+          <w:noProof/>
+          <w:lang w:val="ru-RU"/>
+        </w:rPr>
+        <w:drawing>
+          <wp:inline distT="0" distB="0" distL="0" distR="0" wp14:anchorId="09460F8C" wp14:editId="702F3922">
+            <wp:extent cx="5940425" cy="2354580"/>
+            <wp:effectExtent l="0" t="0" r="3175" b="7620"/>
+            <wp:docPr id="10" name="Рисунок 10"/>
+            <wp:cNvGraphicFramePr>
+              <a:graphicFrameLocks xmlns:a="http://schemas.openxmlformats.org/drawingml/2006/main" noChangeAspect="1"/>
+            </wp:cNvGraphicFramePr>
+            <a:graphic xmlns:a="http://schemas.openxmlformats.org/drawingml/2006/main">
+              <a:graphicData uri="http://schemas.openxmlformats.org/drawingml/2006/picture">
+                <pic:pic xmlns:pic="http://schemas.openxmlformats.org/drawingml/2006/picture">
+                  <pic:nvPicPr>
+                    <pic:cNvPr id="1" name=""/>
+                    <pic:cNvPicPr/>
+                  </pic:nvPicPr>
+                  <pic:blipFill>
+                    <a:blip r:embed="rId12"/>
+                    <a:stretch>
+                      <a:fillRect/>
+                    </a:stretch>
+                  </pic:blipFill>
+                  <pic:spPr>
+                    <a:xfrm>
+                      <a:off x="0" y="0"/>
+                      <a:ext cx="5940425" cy="2354580"/>
+                    </a:xfrm>
+                    <a:prstGeom prst="rect">
+                      <a:avLst/>
+                    </a:prstGeom>
+                  </pic:spPr>
+                </pic:pic>
+              </a:graphicData>
+            </a:graphic>
+          </wp:inline>
+        </w:drawing>
+      </w:r>
+    </w:p>
+    <w:p>
+      <w:pPr>
+        <w:rPr>
+          <w:lang w:val="en-US"/>
+        </w:rPr>
+      </w:pPr>
+      <w:r>
+        <w:rPr>
+          <w:noProof/>
+          <w:lang w:val="en-US"/>
+        </w:rPr>
+        <w:drawing>
+          <wp:inline distT="0" distB="0" distL="0" distR="0" wp14:anchorId="3BC1CC52" wp14:editId="1B210902">
+            <wp:extent cx="5940425" cy="2611755"/>
+            <wp:effectExtent l="0" t="0" r="3175" b="0"/>
+            <wp:docPr id="11" name="Рисунок 11"/>
+            <wp:cNvGraphicFramePr>
+              <a:graphicFrameLocks xmlns:a="http://schemas.openxmlformats.org/drawingml/2006/main" noChangeAspect="1"/>
+            </wp:cNvGraphicFramePr>
+            <a:graphic xmlns:a="http://schemas.openxmlformats.org/drawingml/2006/main">
+              <a:graphicData uri="http://schemas.openxmlformats.org/drawingml/2006/picture">
+                <pic:pic xmlns:pic="http://schemas.openxmlformats.org/drawingml/2006/picture">
+                  <pic:nvPicPr>
+                    <pic:cNvPr id="1" name=""/>
+                    <pic:cNvPicPr/>
+                  </pic:nvPicPr>
+                  <pic:blipFill>
+                    <a:blip r:embed="rId13"/>
+                    <a:stretch>
+                      <a:fillRect/>
+                    </a:stretch>
+                  </pic:blipFill>
+                  <pic:spPr>
+                    <a:xfrm>
+                      <a:off x="0" y="0"/>
+                      <a:ext cx="5940425" cy="2611755"/>
+                    </a:xfrm>
+                    <a:prstGeom prst="rect">
+                      <a:avLst/>
+                    </a:prstGeom>
+                  </pic:spPr>
+                </pic:pic>
+              </a:graphicData>
+            </a:graphic>
+          </wp:inline>
+        </w:drawing>
+      </w:r>
+    </w:p>
+    <w:p>
+      <w:pPr>
+        <w:rPr>
+          <w:lang w:val="en-US"/>
+        </w:rPr>
+      </w:pPr>
+      <w:r>
+        <w:rPr>
+          <w:noProof/>
+          <w:lang w:val="en-US"/>
+        </w:rPr>
+        <w:lastRenderedPageBreak/>
+        <w:drawing>
+          <wp:inline distT="0" distB="0" distL="0" distR="0" wp14:anchorId="089A7CF1" wp14:editId="29B7E858">
+            <wp:extent cx="4505954" cy="4744112"/>
+            <wp:effectExtent l="0" t="0" r="9525" b="0"/>
+            <wp:docPr id="12" name="Рисунок 12"/>
+            <wp:cNvGraphicFramePr>
+              <a:graphicFrameLocks xmlns:a="http://schemas.openxmlformats.org/drawingml/2006/main" noChangeAspect="1"/>
+            </wp:cNvGraphicFramePr>
+            <a:graphic xmlns:a="http://schemas.openxmlformats.org/drawingml/2006/main">
+              <a:graphicData uri="http://schemas.openxmlformats.org/drawingml/2006/picture">
+                <pic:pic xmlns:pic="http://schemas.openxmlformats.org/drawingml/2006/picture">
+                  <pic:nvPicPr>
+                    <pic:cNvPr id="1" name=""/>
+                    <pic:cNvPicPr/>
+                  </pic:nvPicPr>
+                  <pic:blipFill>
+                    <a:blip r:embed="rId14"/>
+                    <a:stretch>
+                      <a:fillRect/>
+                    </a:stretch>
+                  </pic:blipFill>
+                  <pic:spPr>
+                    <a:xfrm>
+                      <a:off x="0" y="0"/>
+                      <a:ext cx="4505954" cy="4744112"/>
+                    </a:xfrm>
+                    <a:prstGeom prst="rect">
+                      <a:avLst/>
+                    </a:prstGeom>
+                  </pic:spPr>
+                </pic:pic>
+              </a:graphicData>
+            </a:graphic>
+          </wp:inline>
+        </w:drawing>
+      </w:r>
+    </w:p>
+    <w:p>
+      <w:pPr>
+        <w:rPr>
+          <w:lang w:val="en-US"/>
+        </w:rPr>
+      </w:pPr>
+      <w:r>
+        <w:rPr>
+          <w:noProof/>
+          <w:lang w:val="en-US"/>
+        </w:rPr>
+        <w:drawing>
+          <wp:inline distT="0" distB="0" distL="0" distR="0" wp14:anchorId="6707D777" wp14:editId="2420C48E">
+            <wp:extent cx="5940425" cy="354965"/>
+            <wp:effectExtent l="0" t="0" r="3175" b="6985"/>
+            <wp:docPr id="13" name="Рисунок 13"/>
+            <wp:cNvGraphicFramePr>
+              <a:graphicFrameLocks xmlns:a="http://schemas.openxmlformats.org/drawingml/2006/main" noChangeAspect="1"/>
+            </wp:cNvGraphicFramePr>
+            <a:graphic xmlns:a="http://schemas.openxmlformats.org/drawingml/2006/main">
+              <a:graphicData uri="http://schemas.openxmlformats.org/drawingml/2006/picture">
+                <pic:pic xmlns:pic="http://schemas.openxmlformats.org/drawingml/2006/picture">
+                  <pic:nvPicPr>
+                    <pic:cNvPr id="1" name=""/>
+                    <pic:cNvPicPr/>
+                  </pic:nvPicPr>
+                  <pic:blipFill>
+                    <a:blip r:embed="rId15"/>
+                    <a:stretch>
+                      <a:fillRect/>
+                    </a:stretch>
+                  </pic:blipFill>
+                  <pic:spPr>
+                    <a:xfrm>
+                      <a:off x="0" y="0"/>
+                      <a:ext cx="5940425" cy="354965"/>
+                    </a:xfrm>
+                    <a:prstGeom prst="rect">
+                      <a:avLst/>
+                    </a:prstGeom>
+                  </pic:spPr>
+                </pic:pic>
+              </a:graphicData>
+            </a:graphic>
+          </wp:inline>
+        </w:drawing>
+      </w:r>
+    </w:p>
+    <w:p>
+      <w:pPr>
+        <w:rPr>
+          <w:lang w:val="en-US"/>
+        </w:rPr>
+      </w:pPr>
+      <w:r>
+        <w:rPr>
+          <w:noProof/>
+          <w:lang w:val="en-US"/>
+        </w:rPr>
+        <w:drawing>
+          <wp:inline distT="0" distB="0" distL="0" distR="0" wp14:anchorId="50ACB9E2" wp14:editId="0D63ECA5">
+            <wp:extent cx="4525006" cy="466790"/>
+            <wp:effectExtent l="0" t="0" r="9525" b="9525"/>
+            <wp:docPr id="14" name="Рисунок 14"/>
+            <wp:cNvGraphicFramePr>
+              <a:graphicFrameLocks xmlns:a="http://schemas.openxmlformats.org/drawingml/2006/main" noChangeAspect="1"/>
+            </wp:cNvGraphicFramePr>
+            <a:graphic xmlns:a="http://schemas.openxmlformats.org/drawingml/2006/main">
+              <a:graphicData uri="http://schemas.openxmlformats.org/drawingml/2006/picture">
+                <pic:pic xmlns:pic="http://schemas.openxmlformats.org/drawingml/2006/picture">
+                  <pic:nvPicPr>
+                    <pic:cNvPr id="1" name=""/>
+                    <pic:cNvPicPr/>
+                  </pic:nvPicPr>
+                  <pic:blipFill>
+                    <a:blip r:embed="rId16"/>
+                    <a:stretch>
+                      <a:fillRect/>
+                    </a:stretch>
+                  </pic:blipFill>
+                  <pic:spPr>
+                    <a:xfrm>
+                      <a:off x="0" y="0"/>
+                      <a:ext cx="4525006" cy="466790"/>
+                    </a:xfrm>
+                    <a:prstGeom prst="rect">
+                      <a:avLst/>
+                    </a:prstGeom>
+                  </pic:spPr>
+                </pic:pic>
+              </a:graphicData>
+            </a:graphic>
+          </wp:inline>
+        </w:drawing>
+      </w:r>
+    </w:p>
+    <w:p>
+      <w:pPr>
+        <w:rPr>
+          <w:lang w:val="en-US"/>
+        </w:rPr>
+      </w:pPr>
+    </w:p>
+    <w:p>
+      <w:pPr>
+        <w:rPr>
+          <w:lang w:val="en-US"/>
+        </w:rPr>
+      </w:pPr>
+      <w:r>
+        <w:rPr>
+          <w:noProof/>
+          <w:lang w:val="en-US"/>
+        </w:rPr>
+        <w:drawing>
+          <wp:inline distT="0" distB="0" distL="0" distR="0" wp14:anchorId="280964B5" wp14:editId="1FBED3C6">
+            <wp:extent cx="5940425" cy="2660650"/>
+            <wp:effectExtent l="0" t="0" r="3175" b="6350"/>
+            <wp:docPr id="15" name="Рисунок 15"/>
+            <wp:cNvGraphicFramePr>
+              <a:graphicFrameLocks xmlns:a="http://schemas.openxmlformats.org/drawingml/2006/main" noChangeAspect="1"/>
+            </wp:cNvGraphicFramePr>
+            <a:graphic xmlns:a="http://schemas.openxmlformats.org/drawingml/2006/main">
+              <a:graphicData uri="http://schemas.openxmlformats.org/drawingml/2006/picture">
+                <pic:pic xmlns:pic="http://schemas.openxmlformats.org/drawingml/2006/picture">
+                  <pic:nvPicPr>
+                    <pic:cNvPr id="1" name=""/>
+                    <pic:cNvPicPr/>
+                  </pic:nvPicPr>
+                  <pic:blipFill>
+                    <a:blip r:embed="rId17"/>
+                    <a:stretch>
+                      <a:fillRect/>
+                    </a:stretch>
+                  </pic:blipFill>
+                  <pic:spPr>
+                    <a:xfrm>
+                      <a:off x="0" y="0"/>
+                      <a:ext cx="5940425" cy="2660650"/>
+                    </a:xfrm>
+                    <a:prstGeom prst="rect">
+                      <a:avLst/>
+                    </a:prstGeom>
+                  </pic:spPr>
+                </pic:pic>
+              </a:graphicData>
+            </a:graphic>
+          </wp:inline>
+        </w:drawing>
+      </w:r>
+    </w:p>
+    <w:p>
+      <w:pPr>
+        <w:rPr>
+          <w:lang w:val="en-US"/>
+        </w:rPr>
+      </w:pPr>
+      <w:r>
+        <w:rPr>
+          <w:noProof/>
+          <w:lang w:val="en-US"/>
+        </w:rPr>
+        <w:lastRenderedPageBreak/>
+        <w:drawing>
+          <wp:inline distT="0" distB="0" distL="0" distR="0" wp14:anchorId="36406BE5" wp14:editId="6674F291">
+            <wp:extent cx="5940425" cy="5902960"/>
+            <wp:effectExtent l="0" t="0" r="3175" b="2540"/>
+            <wp:docPr id="16" name="Рисунок 16"/>
+            <wp:cNvGraphicFramePr>
+              <a:graphicFrameLocks xmlns:a="http://schemas.openxmlformats.org/drawingml/2006/main" noChangeAspect="1"/>
+            </wp:cNvGraphicFramePr>
+            <a:graphic xmlns:a="http://schemas.openxmlformats.org/drawingml/2006/main">
+              <a:graphicData uri="http://schemas.openxmlformats.org/drawingml/2006/picture">
+                <pic:pic xmlns:pic="http://schemas.openxmlformats.org/drawingml/2006/picture">
+                  <pic:nvPicPr>
+                    <pic:cNvPr id="1" name=""/>
+                    <pic:cNvPicPr/>
+                  </pic:nvPicPr>
+                  <pic:blipFill>
+                    <a:blip r:embed="rId18"/>
+                    <a:stretch>
+                      <a:fillRect/>
+                    </a:stretch>
+                  </pic:blipFill>
+                  <pic:spPr>
+                    <a:xfrm>
+                      <a:off x="0" y="0"/>
+                      <a:ext cx="5940425" cy="5902960"/>
+                    </a:xfrm>
+                    <a:prstGeom prst="rect">
+                      <a:avLst/>
+                    </a:prstGeom>
+                  </pic:spPr>
+                </pic:pic>
+              </a:graphicData>
+            </a:graphic>
+          </wp:inline>
+        </w:drawing>
+      </w:r>
+    </w:p>
+    <w:p>
+      <w:pPr>
+        <w:rPr>
+          <w:lang w:val="en-US"/>
+        </w:rPr>
+      </w:pPr>
+    </w:p>
+    <w:p>
+      <w:pPr>
+        <w:rPr>
+          <w:lang w:val="en-US"/>
+        </w:rPr>
+      </w:pPr>
+      <w:r>
+        <w:rPr>
+          <w:noProof/>
+          <w:lang w:val="en-US"/>
+        </w:rPr>
+        <w:lastRenderedPageBreak/>
+        <w:drawing>
+          <wp:inline distT="0" distB="0" distL="0" distR="0" wp14:anchorId="15E21F95" wp14:editId="22CAE2A9">
+            <wp:extent cx="5940425" cy="3147695"/>
+            <wp:effectExtent l="0" t="0" r="3175" b="0"/>
+            <wp:docPr id="17" name="Рисунок 17"/>
+            <wp:cNvGraphicFramePr>
+              <a:graphicFrameLocks xmlns:a="http://schemas.openxmlformats.org/drawingml/2006/main" noChangeAspect="1"/>
+            </wp:cNvGraphicFramePr>
+            <a:graphic xmlns:a="http://schemas.openxmlformats.org/drawingml/2006/main">
+              <a:graphicData uri="http://schemas.openxmlformats.org/drawingml/2006/picture">
+                <pic:pic xmlns:pic="http://schemas.openxmlformats.org/drawingml/2006/picture">
+                  <pic:nvPicPr>
+                    <pic:cNvPr id="1" name=""/>
+                    <pic:cNvPicPr/>
+                  </pic:nvPicPr>
+                  <pic:blipFill>
+                    <a:blip r:embed="rId19"/>
+                    <a:stretch>
+                      <a:fillRect/>
+                    </a:stretch>
+                  </pic:blipFill>
+                  <pic:spPr>
+                    <a:xfrm>
+                      <a:off x="0" y="0"/>
+                      <a:ext cx="5940425" cy="3147695"/>
+                    </a:xfrm>
+                    <a:prstGeom prst="rect">
+                      <a:avLst/>
+                    </a:prstGeom>
+                  </pic:spPr>
+                </pic:pic>
+              </a:graphicData>
+            </a:graphic>
+          </wp:inline>
+        </w:drawing>
+      </w:r>
+    </w:p>
+    <w:p>
+      <w:pPr>
+        <w:rPr>
+          <w:lang w:val="en-US"/>
+        </w:rPr>
+      </w:pPr>
+      <w:r>
+        <w:rPr>
+          <w:noProof/>
+          <w:lang w:val="en-US"/>
+        </w:rPr>
+        <w:drawing>
+          <wp:inline distT="0" distB="0" distL="0" distR="0" wp14:anchorId="2E281286" wp14:editId="1C4F815F">
+            <wp:extent cx="5940425" cy="454025"/>
+            <wp:effectExtent l="0" t="0" r="3175" b="3175"/>
+            <wp:docPr id="20" name="Рисунок 20"/>
+            <wp:cNvGraphicFramePr>
+              <a:graphicFrameLocks xmlns:a="http://schemas.openxmlformats.org/drawingml/2006/main" noChangeAspect="1"/>
+            </wp:cNvGraphicFramePr>
+            <a:graphic xmlns:a="http://schemas.openxmlformats.org/drawingml/2006/main">
+              <a:graphicData uri="http://schemas.openxmlformats.org/drawingml/2006/picture">
+                <pic:pic xmlns:pic="http://schemas.openxmlformats.org/drawingml/2006/picture">
+                  <pic:nvPicPr>
+                    <pic:cNvPr id="1" name=""/>
+                    <pic:cNvPicPr/>
+                  </pic:nvPicPr>
+                  <pic:blipFill>
+                    <a:blip r:embed="rId20"/>
+                    <a:stretch>
+                      <a:fillRect/>
+                    </a:stretch>
+                  </pic:blipFill>
+                  <pic:spPr>
+                    <a:xfrm>
+                      <a:off x="0" y="0"/>
+                      <a:ext cx="5940425" cy="454025"/>
+                    </a:xfrm>
+                    <a:prstGeom prst="rect">
+                      <a:avLst/>
+                    </a:prstGeom>
+                  </pic:spPr>
+                </pic:pic>
+              </a:graphicData>
+            </a:graphic>
+          </wp:inline>
+        </w:drawing>
+      </w:r>
+    </w:p>
+    <w:p>
+      <w:pPr>
+        <w:rPr>
+          <w:lang w:val="en-US"/>
+        </w:rPr>
+      </w:pPr>
+      <w:r>
+        <w:rPr>
+          <w:noProof/>
+          <w:lang w:val="en-US"/>
+        </w:rPr>
+        <w:drawing>
+          <wp:inline distT="0" distB="0" distL="0" distR="0" wp14:anchorId="3F14FEDD" wp14:editId="09FDEBB4">
+            <wp:extent cx="5940425" cy="1254125"/>
+            <wp:effectExtent l="0" t="0" r="3175" b="3175"/>
+            <wp:docPr id="21" name="Рисунок 21"/>
+            <wp:cNvGraphicFramePr>
+              <a:graphicFrameLocks xmlns:a="http://schemas.openxmlformats.org/drawingml/2006/main" noChangeAspect="1"/>
+            </wp:cNvGraphicFramePr>
+            <a:graphic xmlns:a="http://schemas.openxmlformats.org/drawingml/2006/main">
+              <a:graphicData uri="http://schemas.openxmlformats.org/drawingml/2006/picture">
+                <pic:pic xmlns:pic="http://schemas.openxmlformats.org/drawingml/2006/picture">
+                  <pic:nvPicPr>
+                    <pic:cNvPr id="1" name=""/>
+                    <pic:cNvPicPr/>
+                  </pic:nvPicPr>
+                  <pic:blipFill>
+                    <a:blip r:embed="rId21"/>
+                    <a:stretch>
+                      <a:fillRect/>
+                    </a:stretch>
+                  </pic:blipFill>
+                  <pic:spPr>
+                    <a:xfrm>
+                      <a:off x="0" y="0"/>
+                      <a:ext cx="5940425" cy="1254125"/>
+                    </a:xfrm>
+                    <a:prstGeom prst="rect">
+                      <a:avLst/>
+                    </a:prstGeom>
+                  </pic:spPr>
+                </pic:pic>
+              </a:graphicData>
+            </a:graphic>
+          </wp:inline>
+        </w:drawing>
+      </w:r>
+    </w:p>
+    <w:p>
+      <w:pPr>
+        <w:rPr>
+          <w:lang w:val="en-US"/>
+        </w:rPr>
+      </w:pPr>
+      <w:r>
+        <w:rPr>
+          <w:noProof/>
+          <w:lang w:val="en-US"/>
+        </w:rPr>
+        <w:drawing>
+          <wp:inline distT="0" distB="0" distL="0" distR="0" wp14:anchorId="7027AFD2" wp14:editId="5B4C3B8F">
+            <wp:extent cx="5940425" cy="2552065"/>
+            <wp:effectExtent l="0" t="0" r="3175" b="635"/>
+            <wp:docPr id="22" name="Рисунок 22"/>
+            <wp:cNvGraphicFramePr>
+              <a:graphicFrameLocks xmlns:a="http://schemas.openxmlformats.org/drawingml/2006/main" noChangeAspect="1"/>
+            </wp:cNvGraphicFramePr>
+            <a:graphic xmlns:a="http://schemas.openxmlformats.org/drawingml/2006/main">
+              <a:graphicData uri="http://schemas.openxmlformats.org/drawingml/2006/picture">
+                <pic:pic xmlns:pic="http://schemas.openxmlformats.org/drawingml/2006/picture">
+                  <pic:nvPicPr>
+                    <pic:cNvPr id="1" name=""/>
+                    <pic:cNvPicPr/>
+                  </pic:nvPicPr>
+                  <pic:blipFill>
+                    <a:blip r:embed="rId22"/>
+                    <a:stretch>
+                      <a:fillRect/>
+                    </a:stretch>
+                  </pic:blipFill>
+                  <pic:spPr>
+                    <a:xfrm>
+                      <a:off x="0" y="0"/>
+                      <a:ext cx="5940425" cy="2552065"/>
+                    </a:xfrm>
+                    <a:prstGeom prst="rect">
+                      <a:avLst/>
+                    </a:prstGeom>
+                  </pic:spPr>
+                </pic:pic>
+              </a:graphicData>
+            </a:graphic>
+          </wp:inline>
+        </w:drawing>
+      </w:r>
+    </w:p>
+    <w:p>
+      <w:pPr>
+        <w:rPr>
+          <w:lang w:val="en-US"/>
+        </w:rPr>
+      </w:pPr>
+      <w:r>
+        <w:rPr>
+          <w:noProof/>
+          <w:lang w:val="en-US"/>
+        </w:rPr>
+        <w:drawing>
+          <wp:inline distT="0" distB="0" distL="0" distR="0" wp14:anchorId="5337FCA8" wp14:editId="579C249C">
+            <wp:extent cx="5940425" cy="548005"/>
+            <wp:effectExtent l="0" t="0" r="3175" b="4445"/>
+            <wp:docPr id="23" name="Рисунок 23"/>
+            <wp:cNvGraphicFramePr>
+              <a:graphicFrameLocks xmlns:a="http://schemas.openxmlformats.org/drawingml/2006/main" noChangeAspect="1"/>
+            </wp:cNvGraphicFramePr>
+            <a:graphic xmlns:a="http://schemas.openxmlformats.org/drawingml/2006/main">
+              <a:graphicData uri="http://schemas.openxmlformats.org/drawingml/2006/picture">
+                <pic:pic xmlns:pic="http://schemas.openxmlformats.org/drawingml/2006/picture">
+                  <pic:nvPicPr>
+                    <pic:cNvPr id="1" name=""/>
+                    <pic:cNvPicPr/>
+                  </pic:nvPicPr>
+                  <pic:blipFill>
+                    <a:blip r:embed="rId23"/>
+                    <a:stretch>
+                      <a:fillRect/>
+                    </a:stretch>
+                  </pic:blipFill>
+                  <pic:spPr>
+                    <a:xfrm>
+                      <a:off x="0" y="0"/>
+                      <a:ext cx="5940425" cy="548005"/>
+                    </a:xfrm>
+                    <a:prstGeom prst="rect">
+                      <a:avLst/>
+                    </a:prstGeom>
+                  </pic:spPr>
+                </pic:pic>
+              </a:graphicData>
+            </a:graphic>
+          </wp:inline>
+        </w:drawing>
+      </w:r>
+    </w:p>
+    <w:p>
+      <w:pPr>
+        <w:rPr>
+          <w:lang w:val="ru-RU"/>
+        </w:rPr>
+      </w:pPr>
+      <w:r>
+        <w:rPr>
+          <w:noProof/>
+          <w:lang w:val="en-US"/>
+        </w:rPr>
+        <w:lastRenderedPageBreak/>
+        <w:drawing>
+          <wp:inline distT="0" distB="0" distL="0" distR="0" wp14:anchorId="4E5A2372" wp14:editId="117A1C26">
+            <wp:extent cx="5940425" cy="2246630"/>
+            <wp:effectExtent l="0" t="0" r="3175" b="1270"/>
+            <wp:docPr id="24" name="Рисунок 24"/>
+            <wp:cNvGraphicFramePr>
+              <a:graphicFrameLocks xmlns:a="http://schemas.openxmlformats.org/drawingml/2006/main" noChangeAspect="1"/>
+            </wp:cNvGraphicFramePr>
+            <a:graphic xmlns:a="http://schemas.openxmlformats.org/drawingml/2006/main">
+              <a:graphicData uri="http://schemas.openxmlformats.org/drawingml/2006/picture">
+                <pic:pic xmlns:pic="http://schemas.openxmlformats.org/drawingml/2006/picture">
+                  <pic:nvPicPr>
+                    <pic:cNvPr id="1" name=""/>
+                    <pic:cNvPicPr/>
+                  </pic:nvPicPr>
+                  <pic:blipFill>
+                    <a:blip r:embed="rId24"/>
+                    <a:stretch>
+                      <a:fillRect/>
+                    </a:stretch>
+                  </pic:blipFill>
+                  <pic:spPr>
+                    <a:xfrm>
+                      <a:off x="0" y="0"/>
+                      <a:ext cx="5940425" cy="2246630"/>
+                    </a:xfrm>
+                    <a:prstGeom prst="rect">
+                      <a:avLst/>
+                    </a:prstGeom>
+                  </pic:spPr>
+                </pic:pic>
+              </a:graphicData>
+            </a:graphic>
+          </wp:inline>
+        </w:drawing>
+      </w:r>
+    </w:p>
+    <w:p>
+      <w:pPr>
+        <w:rPr>
+          <w:lang w:val="ru-RU"/>
+        </w:rPr>
+      </w:pPr>
+      <w:r>
+        <w:rPr>
+          <w:noProof/>
+          <w:lang w:val="ru-RU"/>
+        </w:rPr>
+        <w:drawing>
+          <wp:inline distT="0" distB="0" distL="0" distR="0" wp14:anchorId="16FCE954" wp14:editId="2A8535AE">
+            <wp:extent cx="5940425" cy="3402965"/>
+            <wp:effectExtent l="0" t="0" r="3175" b="6985"/>
+            <wp:docPr id="25" name="Рисунок 25"/>
+            <wp:cNvGraphicFramePr>
+              <a:graphicFrameLocks xmlns:a="http://schemas.openxmlformats.org/drawingml/2006/main" noChangeAspect="1"/>
+            </wp:cNvGraphicFramePr>
+            <a:graphic xmlns:a="http://schemas.openxmlformats.org/drawingml/2006/main">
+              <a:graphicData uri="http://schemas.openxmlformats.org/drawingml/2006/picture">
+                <pic:pic xmlns:pic="http://schemas.openxmlformats.org/drawingml/2006/picture">
+                  <pic:nvPicPr>
+                    <pic:cNvPr id="1" name=""/>
+                    <pic:cNvPicPr/>
+                  </pic:nvPicPr>
+                  <pic:blipFill>
+                    <a:blip r:embed="rId25"/>
+                    <a:stretch>
+                      <a:fillRect/>
+                    </a:stretch>
+                  </pic:blipFill>
+                  <pic:spPr>
+                    <a:xfrm>
+                      <a:off x="0" y="0"/>
+                      <a:ext cx="5940425" cy="3402965"/>
+                    </a:xfrm>
+                    <a:prstGeom prst="rect">
+                      <a:avLst/>
+                    </a:prstGeom>
+                  </pic:spPr>
+                </pic:pic>
+              </a:graphicData>
+            </a:graphic>
+          </wp:inline>
+        </w:drawing>
+      </w:r>
+    </w:p>
+    <w:p>
+      <w:pPr>
+        <w:rPr>
+          <w:lang w:val="ru-RU"/>
+        </w:rPr>
+      </w:pPr>
+      <w:r>
+        <w:rPr>
+          <w:noProof/>
+          <w:lang w:val="ru-RU"/>
+        </w:rPr>
+        <w:drawing>
+          <wp:inline distT="0" distB="0" distL="0" distR="0" wp14:anchorId="515B583F" wp14:editId="26AD3E90">
+            <wp:extent cx="5940425" cy="2190115"/>
+            <wp:effectExtent l="0" t="0" r="3175" b="635"/>
+            <wp:docPr id="26" name="Рисунок 26"/>
+            <wp:cNvGraphicFramePr>
+              <a:graphicFrameLocks xmlns:a="http://schemas.openxmlformats.org/drawingml/2006/main" noChangeAspect="1"/>
+            </wp:cNvGraphicFramePr>
+            <a:graphic xmlns:a="http://schemas.openxmlformats.org/drawingml/2006/main">
+              <a:graphicData uri="http://schemas.openxmlformats.org/drawingml/2006/picture">
+                <pic:pic xmlns:pic="http://schemas.openxmlformats.org/drawingml/2006/picture">
+                  <pic:nvPicPr>
+                    <pic:cNvPr id="1" name=""/>
+                    <pic:cNvPicPr/>
+                  </pic:nvPicPr>
+                  <pic:blipFill>
+                    <a:blip r:embed="rId26"/>
+                    <a:stretch>
+                      <a:fillRect/>
+                    </a:stretch>
+                  </pic:blipFill>
+                  <pic:spPr>
+                    <a:xfrm>
+                      <a:off x="0" y="0"/>
+                      <a:ext cx="5940425" cy="2190115"/>
+                    </a:xfrm>
+                    <a:prstGeom prst="rect">
+                      <a:avLst/>
+                    </a:prstGeom>
+                  </pic:spPr>
+                </pic:pic>
+              </a:graphicData>
+            </a:graphic>
+          </wp:inline>
+        </w:drawing>
+      </w:r>
+    </w:p>
+    <w:p>
+      <w:pPr>
+        <w:rPr>
+          <w:lang w:val="en-US"/>
+        </w:rPr>
+      </w:pPr>
+      <w:r>
+        <w:rPr>
+          <w:noProof/>
+          <w:lang w:val="ru-RU"/>
+        </w:rPr>
+        <w:lastRenderedPageBreak/>
+        <w:drawing>
+          <wp:inline distT="0" distB="0" distL="0" distR="0" wp14:anchorId="5B21BCF4" wp14:editId="385AC3AB">
+            <wp:extent cx="1305107" cy="1143160"/>
             <wp:effectExtent l="0" t="0" r="0" b="0"/>
-            <wp:docPr id="371626197" name="Рисунок 1"/>
-            <wp:cNvGraphicFramePr>
-              <a:graphicFrameLocks xmlns:a="http://schemas.openxmlformats.org/drawingml/2006/main" noChangeAspect="1"/>
-            </wp:cNvGraphicFramePr>
-            <a:graphic xmlns:a="http://schemas.openxmlformats.org/drawingml/2006/main">
-              <a:graphicData uri="http://schemas.openxmlformats.org/drawingml/2006/picture">
-                <pic:pic xmlns:pic="http://schemas.openxmlformats.org/drawingml/2006/picture">
-                  <pic:nvPicPr>
-                    <pic:cNvPr id="371626197" name=""/>
-                    <pic:cNvPicPr/>
-                  </pic:nvPicPr>
-                  <pic:blipFill>
-                    <a:blip r:embed="rId4"/>
-                    <a:stretch>
-                      <a:fillRect/>
-                    </a:stretch>
-                  </pic:blipFill>
-                  <pic:spPr>
-                    <a:xfrm>
-                      <a:off x="0" y="0"/>
-                      <a:ext cx="2953162" cy="228632"/>
+            <wp:docPr id="27" name="Рисунок 27"/>
+            <wp:cNvGraphicFramePr>
+              <a:graphicFrameLocks xmlns:a="http://schemas.openxmlformats.org/drawingml/2006/main" noChangeAspect="1"/>
+            </wp:cNvGraphicFramePr>
+            <a:graphic xmlns:a="http://schemas.openxmlformats.org/drawingml/2006/main">
+              <a:graphicData uri="http://schemas.openxmlformats.org/drawingml/2006/picture">
+                <pic:pic xmlns:pic="http://schemas.openxmlformats.org/drawingml/2006/picture">
+                  <pic:nvPicPr>
+                    <pic:cNvPr id="1" name=""/>
+                    <pic:cNvPicPr/>
+                  </pic:nvPicPr>
+                  <pic:blipFill>
+                    <a:blip r:embed="rId27"/>
+                    <a:stretch>
+                      <a:fillRect/>
+                    </a:stretch>
+                  </pic:blipFill>
+                  <pic:spPr>
+                    <a:xfrm>
+                      <a:off x="0" y="0"/>
+                      <a:ext cx="1305107" cy="1143160"/>
+                    </a:xfrm>
+                    <a:prstGeom prst="rect">
+                      <a:avLst/>
+                    </a:prstGeom>
+                  </pic:spPr>
+                </pic:pic>
+              </a:graphicData>
+            </a:graphic>
+          </wp:inline>
+        </w:drawing>
+      </w:r>
+    </w:p>
+    <w:p>
+      <w:pPr>
+        <w:rPr>
+          <w:lang w:val="en-US"/>
+        </w:rPr>
+      </w:pPr>
+      <w:r>
+        <w:rPr>
+          <w:noProof/>
+          <w:lang w:val="en-US"/>
+        </w:rPr>
+        <w:drawing>
+          <wp:inline distT="0" distB="0" distL="0" distR="0" wp14:anchorId="26673E4E" wp14:editId="61DDF063">
+            <wp:extent cx="5940425" cy="1542415"/>
+            <wp:effectExtent l="0" t="0" r="3175" b="635"/>
+            <wp:docPr id="29" name="Рисунок 29"/>
+            <wp:cNvGraphicFramePr>
+              <a:graphicFrameLocks xmlns:a="http://schemas.openxmlformats.org/drawingml/2006/main" noChangeAspect="1"/>
+            </wp:cNvGraphicFramePr>
+            <a:graphic xmlns:a="http://schemas.openxmlformats.org/drawingml/2006/main">
+              <a:graphicData uri="http://schemas.openxmlformats.org/drawingml/2006/picture">
+                <pic:pic xmlns:pic="http://schemas.openxmlformats.org/drawingml/2006/picture">
+                  <pic:nvPicPr>
+                    <pic:cNvPr id="1" name=""/>
+                    <pic:cNvPicPr/>
+                  </pic:nvPicPr>
+                  <pic:blipFill>
+                    <a:blip r:embed="rId28"/>
+                    <a:stretch>
+                      <a:fillRect/>
+                    </a:stretch>
+                  </pic:blipFill>
+                  <pic:spPr>
+                    <a:xfrm>
+                      <a:off x="0" y="0"/>
+                      <a:ext cx="5940425" cy="1542415"/>
+                    </a:xfrm>
+                    <a:prstGeom prst="rect">
+                      <a:avLst/>
+                    </a:prstGeom>
+                  </pic:spPr>
+                </pic:pic>
+              </a:graphicData>
+            </a:graphic>
+          </wp:inline>
+        </w:drawing>
+      </w:r>
+    </w:p>
+    <w:p>
+      <w:pPr>
+        <w:rPr>
+          <w:lang w:val="en-US"/>
+        </w:rPr>
+      </w:pPr>
+    </w:p>
+    <w:p>
+      <w:pPr>
+        <w:rPr>
+          <w:lang w:val="en-US"/>
+        </w:rPr>
+      </w:pPr>
+      <w:r>
+        <w:rPr>
+          <w:noProof/>
+          <w:lang w:val="en-US"/>
+        </w:rPr>
+        <w:drawing>
+          <wp:inline distT="0" distB="0" distL="0" distR="0" wp14:anchorId="63CEA8AE" wp14:editId="11083F7E">
+            <wp:extent cx="5940425" cy="3030855"/>
+            <wp:effectExtent l="0" t="0" r="3175" b="0"/>
+            <wp:docPr id="28" name="Рисунок 28"/>
+            <wp:cNvGraphicFramePr>
+              <a:graphicFrameLocks xmlns:a="http://schemas.openxmlformats.org/drawingml/2006/main" noChangeAspect="1"/>
+            </wp:cNvGraphicFramePr>
+            <a:graphic xmlns:a="http://schemas.openxmlformats.org/drawingml/2006/main">
+              <a:graphicData uri="http://schemas.openxmlformats.org/drawingml/2006/picture">
+                <pic:pic xmlns:pic="http://schemas.openxmlformats.org/drawingml/2006/picture">
+                  <pic:nvPicPr>
+                    <pic:cNvPr id="1" name=""/>
+                    <pic:cNvPicPr/>
+                  </pic:nvPicPr>
+                  <pic:blipFill>
+                    <a:blip r:embed="rId29"/>
+                    <a:stretch>
+                      <a:fillRect/>
+                    </a:stretch>
+                  </pic:blipFill>
+                  <pic:spPr>
+                    <a:xfrm>
+                      <a:off x="0" y="0"/>
+                      <a:ext cx="5940425" cy="3030855"/>
+                    </a:xfrm>
+                    <a:prstGeom prst="rect">
+                      <a:avLst/>
+                    </a:prstGeom>
+                  </pic:spPr>
+                </pic:pic>
+              </a:graphicData>
+            </a:graphic>
+          </wp:inline>
+        </w:drawing>
+      </w:r>
+    </w:p>
+    <w:p>
+      <w:pPr>
+        <w:rPr>
+          <w:lang w:val="en-US"/>
+        </w:rPr>
+      </w:pPr>
+      <w:r>
+        <w:rPr>
+          <w:noProof/>
+          <w:lang w:val="en-US"/>
+        </w:rPr>
+        <w:drawing>
+          <wp:inline distT="0" distB="0" distL="0" distR="0" wp14:anchorId="2523552C" wp14:editId="5D5DC92F">
+            <wp:extent cx="5940425" cy="1462405"/>
+            <wp:effectExtent l="0" t="0" r="3175" b="4445"/>
+            <wp:docPr id="30" name="Рисунок 30"/>
+            <wp:cNvGraphicFramePr>
+              <a:graphicFrameLocks xmlns:a="http://schemas.openxmlformats.org/drawingml/2006/main" noChangeAspect="1"/>
+            </wp:cNvGraphicFramePr>
+            <a:graphic xmlns:a="http://schemas.openxmlformats.org/drawingml/2006/main">
+              <a:graphicData uri="http://schemas.openxmlformats.org/drawingml/2006/picture">
+                <pic:pic xmlns:pic="http://schemas.openxmlformats.org/drawingml/2006/picture">
+                  <pic:nvPicPr>
+                    <pic:cNvPr id="1" name=""/>
+                    <pic:cNvPicPr/>
+                  </pic:nvPicPr>
+                  <pic:blipFill>
+                    <a:blip r:embed="rId30"/>
+                    <a:stretch>
+                      <a:fillRect/>
+                    </a:stretch>
+                  </pic:blipFill>
+                  <pic:spPr>
+                    <a:xfrm>
+                      <a:off x="0" y="0"/>
+                      <a:ext cx="5940425" cy="1462405"/>
                     </a:xfrm>
                     <a:prstGeom prst="rect">
                       <a:avLst/>
@@ -54,80 +1332,478 @@
       </w:pPr>
       <w:r>
         <w:rPr>
-          <w:lang w:val="en-US"/>
-        </w:rPr>
-        <w:drawing>
-          <wp:inline distT="0" distB="0" distL="0" distR="0" wp14:anchorId="0CD56774" wp14:editId="67EB267F">
-            <wp:extent cx="5496692" cy="2343477"/>
-            <wp:effectExtent l="0" t="0" r="8890" b="0"/>
-            <wp:docPr id="1717174990" name="Рисунок 1" descr="Изображение выглядит как текст, снимок экрана, Шрифт&#10;&#10;Содержимое, созданное искусственным интеллектом, может быть неверным."/>
-            <wp:cNvGraphicFramePr>
-              <a:graphicFrameLocks xmlns:a="http://schemas.openxmlformats.org/drawingml/2006/main" noChangeAspect="1"/>
-            </wp:cNvGraphicFramePr>
-            <a:graphic xmlns:a="http://schemas.openxmlformats.org/drawingml/2006/main">
-              <a:graphicData uri="http://schemas.openxmlformats.org/drawingml/2006/picture">
-                <pic:pic xmlns:pic="http://schemas.openxmlformats.org/drawingml/2006/picture">
-                  <pic:nvPicPr>
-                    <pic:cNvPr id="1717174990" name="Рисунок 1" descr="Изображение выглядит как текст, снимок экрана, Шрифт&#10;&#10;Содержимое, созданное искусственным интеллектом, может быть неверным."/>
-                    <pic:cNvPicPr/>
-                  </pic:nvPicPr>
-                  <pic:blipFill>
-                    <a:blip r:embed="rId5"/>
-                    <a:stretch>
-                      <a:fillRect/>
-                    </a:stretch>
-                  </pic:blipFill>
-                  <pic:spPr>
-                    <a:xfrm>
-                      <a:off x="0" y="0"/>
-                      <a:ext cx="5496692" cy="2343477"/>
-                    </a:xfrm>
-                    <a:prstGeom prst="rect">
-                      <a:avLst/>
-                    </a:prstGeom>
-                  </pic:spPr>
-                </pic:pic>
-              </a:graphicData>
-            </a:graphic>
-          </wp:inline>
-        </w:drawing>
-      </w:r>
-    </w:p>
-    <w:p>
-      <w:pPr>
-        <w:rPr>
+          <w:noProof/>
           <w:lang w:val="ru-RU"/>
         </w:rPr>
-      </w:pPr>
-      <w:r>
+        <w:drawing>
+          <wp:inline distT="0" distB="0" distL="0" distR="0" wp14:anchorId="32A90EC1" wp14:editId="1AA7BDD5">
+            <wp:extent cx="3219899" cy="1057423"/>
+            <wp:effectExtent l="0" t="0" r="0" b="9525"/>
+            <wp:docPr id="31" name="Рисунок 31"/>
+            <wp:cNvGraphicFramePr>
+              <a:graphicFrameLocks xmlns:a="http://schemas.openxmlformats.org/drawingml/2006/main" noChangeAspect="1"/>
+            </wp:cNvGraphicFramePr>
+            <a:graphic xmlns:a="http://schemas.openxmlformats.org/drawingml/2006/main">
+              <a:graphicData uri="http://schemas.openxmlformats.org/drawingml/2006/picture">
+                <pic:pic xmlns:pic="http://schemas.openxmlformats.org/drawingml/2006/picture">
+                  <pic:nvPicPr>
+                    <pic:cNvPr id="1" name=""/>
+                    <pic:cNvPicPr/>
+                  </pic:nvPicPr>
+                  <pic:blipFill>
+                    <a:blip r:embed="rId31"/>
+                    <a:stretch>
+                      <a:fillRect/>
+                    </a:stretch>
+                  </pic:blipFill>
+                  <pic:spPr>
+                    <a:xfrm>
+                      <a:off x="0" y="0"/>
+                      <a:ext cx="3219899" cy="1057423"/>
+                    </a:xfrm>
+                    <a:prstGeom prst="rect">
+                      <a:avLst/>
+                    </a:prstGeom>
+                  </pic:spPr>
+                </pic:pic>
+              </a:graphicData>
+            </a:graphic>
+          </wp:inline>
+        </w:drawing>
+      </w:r>
+    </w:p>
+    <w:p>
+      <w:pPr>
         <w:rPr>
           <w:lang w:val="ru-RU"/>
         </w:rPr>
-        <w:drawing>
-          <wp:inline distT="0" distB="0" distL="0" distR="0" wp14:anchorId="4563EC84" wp14:editId="22F80248">
-            <wp:extent cx="5572903" cy="847843"/>
+      </w:pPr>
+      <w:r>
+        <w:rPr>
+          <w:noProof/>
+          <w:lang w:val="ru-RU"/>
+        </w:rPr>
+        <w:lastRenderedPageBreak/>
+        <w:drawing>
+          <wp:inline distT="0" distB="0" distL="0" distR="0" wp14:anchorId="17835973" wp14:editId="250B4814">
+            <wp:extent cx="2934109" cy="2743583"/>
+            <wp:effectExtent l="0" t="0" r="0" b="0"/>
+            <wp:docPr id="32" name="Рисунок 32"/>
+            <wp:cNvGraphicFramePr>
+              <a:graphicFrameLocks xmlns:a="http://schemas.openxmlformats.org/drawingml/2006/main" noChangeAspect="1"/>
+            </wp:cNvGraphicFramePr>
+            <a:graphic xmlns:a="http://schemas.openxmlformats.org/drawingml/2006/main">
+              <a:graphicData uri="http://schemas.openxmlformats.org/drawingml/2006/picture">
+                <pic:pic xmlns:pic="http://schemas.openxmlformats.org/drawingml/2006/picture">
+                  <pic:nvPicPr>
+                    <pic:cNvPr id="1" name=""/>
+                    <pic:cNvPicPr/>
+                  </pic:nvPicPr>
+                  <pic:blipFill>
+                    <a:blip r:embed="rId32"/>
+                    <a:stretch>
+                      <a:fillRect/>
+                    </a:stretch>
+                  </pic:blipFill>
+                  <pic:spPr>
+                    <a:xfrm>
+                      <a:off x="0" y="0"/>
+                      <a:ext cx="2934109" cy="2743583"/>
+                    </a:xfrm>
+                    <a:prstGeom prst="rect">
+                      <a:avLst/>
+                    </a:prstGeom>
+                  </pic:spPr>
+                </pic:pic>
+              </a:graphicData>
+            </a:graphic>
+          </wp:inline>
+        </w:drawing>
+      </w:r>
+    </w:p>
+    <w:p>
+      <w:pPr>
+        <w:rPr>
+          <w:lang w:val="en-US"/>
+        </w:rPr>
+      </w:pPr>
+      <w:r>
+        <w:rPr>
+          <w:noProof/>
+          <w:lang w:val="ru-RU"/>
+        </w:rPr>
+        <w:drawing>
+          <wp:inline distT="0" distB="0" distL="0" distR="0" wp14:anchorId="0B142D38" wp14:editId="74E8F52C">
+            <wp:extent cx="5940425" cy="1353820"/>
+            <wp:effectExtent l="0" t="0" r="3175" b="0"/>
+            <wp:docPr id="33" name="Рисунок 33"/>
+            <wp:cNvGraphicFramePr>
+              <a:graphicFrameLocks xmlns:a="http://schemas.openxmlformats.org/drawingml/2006/main" noChangeAspect="1"/>
+            </wp:cNvGraphicFramePr>
+            <a:graphic xmlns:a="http://schemas.openxmlformats.org/drawingml/2006/main">
+              <a:graphicData uri="http://schemas.openxmlformats.org/drawingml/2006/picture">
+                <pic:pic xmlns:pic="http://schemas.openxmlformats.org/drawingml/2006/picture">
+                  <pic:nvPicPr>
+                    <pic:cNvPr id="1" name=""/>
+                    <pic:cNvPicPr/>
+                  </pic:nvPicPr>
+                  <pic:blipFill>
+                    <a:blip r:embed="rId33"/>
+                    <a:stretch>
+                      <a:fillRect/>
+                    </a:stretch>
+                  </pic:blipFill>
+                  <pic:spPr>
+                    <a:xfrm>
+                      <a:off x="0" y="0"/>
+                      <a:ext cx="5940425" cy="1353820"/>
+                    </a:xfrm>
+                    <a:prstGeom prst="rect">
+                      <a:avLst/>
+                    </a:prstGeom>
+                  </pic:spPr>
+                </pic:pic>
+              </a:graphicData>
+            </a:graphic>
+          </wp:inline>
+        </w:drawing>
+      </w:r>
+    </w:p>
+    <w:p/>
+    <w:p>
+      <w:pPr>
+        <w:rPr>
+          <w:lang w:val="en-US"/>
+        </w:rPr>
+      </w:pPr>
+      <w:r>
+        <w:rPr>
+          <w:noProof/>
+          <w:lang w:val="ru-RU"/>
+        </w:rPr>
+        <w:drawing>
+          <wp:inline distT="0" distB="0" distL="0" distR="0" wp14:anchorId="4CCE2AA7" wp14:editId="5E1CEEFB">
+            <wp:extent cx="5926455" cy="3327400"/>
+            <wp:effectExtent l="0" t="0" r="0" b="6350"/>
+            <wp:docPr id="6" name="Рисунок 6"/>
+            <wp:cNvGraphicFramePr>
+              <a:graphicFrameLocks xmlns:a="http://schemas.openxmlformats.org/drawingml/2006/main" noChangeAspect="1"/>
+            </wp:cNvGraphicFramePr>
+            <a:graphic xmlns:a="http://schemas.openxmlformats.org/drawingml/2006/main">
+              <a:graphicData uri="http://schemas.openxmlformats.org/drawingml/2006/picture">
+                <pic:pic xmlns:pic="http://schemas.openxmlformats.org/drawingml/2006/picture">
+                  <pic:nvPicPr>
+                    <pic:cNvPr id="0" name="Picture 1"/>
+                    <pic:cNvPicPr>
+                      <a:picLocks noChangeAspect="1" noChangeArrowheads="1"/>
+                    </pic:cNvPicPr>
+                  </pic:nvPicPr>
+                  <pic:blipFill>
+                    <a:blip r:embed="rId34" cstate="print">
+                      <a:extLst>
+                        <a:ext uri="{28A0092B-C50C-407E-A947-70E740481C1C}">
+                          <a14:useLocalDpi xmlns:a14="http://schemas.microsoft.com/office/drawing/2010/main" val="0"/>
+                        </a:ext>
+                      </a:extLst>
+                    </a:blip>
+                    <a:srcRect/>
+                    <a:stretch>
+                      <a:fillRect/>
+                    </a:stretch>
+                  </pic:blipFill>
+                  <pic:spPr bwMode="auto">
+                    <a:xfrm>
+                      <a:off x="0" y="0"/>
+                      <a:ext cx="5926455" cy="3327400"/>
+                    </a:xfrm>
+                    <a:prstGeom prst="rect">
+                      <a:avLst/>
+                    </a:prstGeom>
+                    <a:noFill/>
+                    <a:ln>
+                      <a:noFill/>
+                    </a:ln>
+                  </pic:spPr>
+                </pic:pic>
+              </a:graphicData>
+            </a:graphic>
+          </wp:inline>
+        </w:drawing>
+      </w:r>
+    </w:p>
+    <w:p>
+      <w:pPr>
+        <w:rPr>
+          <w:lang w:val="en-US"/>
+        </w:rPr>
+      </w:pPr>
+      <w:r>
+        <w:rPr>
+          <w:lang w:val="en-US"/>
+        </w:rPr>
+        <w:lastRenderedPageBreak/>
+        <w:drawing>
+          <wp:inline distT="0" distB="0" distL="0" distR="0" wp14:anchorId="4211BEF1" wp14:editId="4F8FE3A4">
+            <wp:extent cx="5940425" cy="2878455"/>
+            <wp:effectExtent l="0" t="0" r="3175" b="0"/>
+            <wp:docPr id="18" name="Рисунок 18"/>
+            <wp:cNvGraphicFramePr>
+              <a:graphicFrameLocks xmlns:a="http://schemas.openxmlformats.org/drawingml/2006/main" noChangeAspect="1"/>
+            </wp:cNvGraphicFramePr>
+            <a:graphic xmlns:a="http://schemas.openxmlformats.org/drawingml/2006/main">
+              <a:graphicData uri="http://schemas.openxmlformats.org/drawingml/2006/picture">
+                <pic:pic xmlns:pic="http://schemas.openxmlformats.org/drawingml/2006/picture">
+                  <pic:nvPicPr>
+                    <pic:cNvPr id="1" name=""/>
+                    <pic:cNvPicPr/>
+                  </pic:nvPicPr>
+                  <pic:blipFill>
+                    <a:blip r:embed="rId35"/>
+                    <a:stretch>
+                      <a:fillRect/>
+                    </a:stretch>
+                  </pic:blipFill>
+                  <pic:spPr>
+                    <a:xfrm>
+                      <a:off x="0" y="0"/>
+                      <a:ext cx="5940425" cy="2878455"/>
+                    </a:xfrm>
+                    <a:prstGeom prst="rect">
+                      <a:avLst/>
+                    </a:prstGeom>
+                  </pic:spPr>
+                </pic:pic>
+              </a:graphicData>
+            </a:graphic>
+          </wp:inline>
+        </w:drawing>
+      </w:r>
+    </w:p>
+    <w:p>
+      <w:pPr>
+        <w:rPr>
+          <w:lang w:val="en-US"/>
+        </w:rPr>
+      </w:pPr>
+      <w:r>
+        <w:rPr>
+          <w:lang w:val="en-US"/>
+        </w:rPr>
+        <w:drawing>
+          <wp:inline distT="0" distB="0" distL="0" distR="0" wp14:anchorId="117F699F" wp14:editId="2B8D647B">
+            <wp:extent cx="5940425" cy="2838450"/>
+            <wp:effectExtent l="0" t="0" r="3175" b="0"/>
+            <wp:docPr id="19" name="Рисунок 19"/>
+            <wp:cNvGraphicFramePr>
+              <a:graphicFrameLocks xmlns:a="http://schemas.openxmlformats.org/drawingml/2006/main" noChangeAspect="1"/>
+            </wp:cNvGraphicFramePr>
+            <a:graphic xmlns:a="http://schemas.openxmlformats.org/drawingml/2006/main">
+              <a:graphicData uri="http://schemas.openxmlformats.org/drawingml/2006/picture">
+                <pic:pic xmlns:pic="http://schemas.openxmlformats.org/drawingml/2006/picture">
+                  <pic:nvPicPr>
+                    <pic:cNvPr id="1" name=""/>
+                    <pic:cNvPicPr/>
+                  </pic:nvPicPr>
+                  <pic:blipFill>
+                    <a:blip r:embed="rId36"/>
+                    <a:stretch>
+                      <a:fillRect/>
+                    </a:stretch>
+                  </pic:blipFill>
+                  <pic:spPr>
+                    <a:xfrm>
+                      <a:off x="0" y="0"/>
+                      <a:ext cx="5940425" cy="2838450"/>
+                    </a:xfrm>
+                    <a:prstGeom prst="rect">
+                      <a:avLst/>
+                    </a:prstGeom>
+                  </pic:spPr>
+                </pic:pic>
+              </a:graphicData>
+            </a:graphic>
+          </wp:inline>
+        </w:drawing>
+      </w:r>
+    </w:p>
+    <w:p>
+      <w:pPr>
+        <w:rPr>
+          <w:lang w:val="en-US"/>
+        </w:rPr>
+      </w:pPr>
+      <w:r>
+        <w:rPr>
+          <w:lang w:val="en-US"/>
+        </w:rPr>
+        <w:drawing>
+          <wp:inline distT="0" distB="0" distL="0" distR="0" wp14:anchorId="6C7C21CB" wp14:editId="49AA3307">
+            <wp:extent cx="5940425" cy="981075"/>
+            <wp:effectExtent l="0" t="0" r="3175" b="9525"/>
+            <wp:docPr id="34" name="Рисунок 34"/>
+            <wp:cNvGraphicFramePr>
+              <a:graphicFrameLocks xmlns:a="http://schemas.openxmlformats.org/drawingml/2006/main" noChangeAspect="1"/>
+            </wp:cNvGraphicFramePr>
+            <a:graphic xmlns:a="http://schemas.openxmlformats.org/drawingml/2006/main">
+              <a:graphicData uri="http://schemas.openxmlformats.org/drawingml/2006/picture">
+                <pic:pic xmlns:pic="http://schemas.openxmlformats.org/drawingml/2006/picture">
+                  <pic:nvPicPr>
+                    <pic:cNvPr id="1" name=""/>
+                    <pic:cNvPicPr/>
+                  </pic:nvPicPr>
+                  <pic:blipFill>
+                    <a:blip r:embed="rId37"/>
+                    <a:stretch>
+                      <a:fillRect/>
+                    </a:stretch>
+                  </pic:blipFill>
+                  <pic:spPr>
+                    <a:xfrm>
+                      <a:off x="0" y="0"/>
+                      <a:ext cx="5940425" cy="981075"/>
+                    </a:xfrm>
+                    <a:prstGeom prst="rect">
+                      <a:avLst/>
+                    </a:prstGeom>
+                  </pic:spPr>
+                </pic:pic>
+              </a:graphicData>
+            </a:graphic>
+          </wp:inline>
+        </w:drawing>
+      </w:r>
+    </w:p>
+    <w:p>
+      <w:pPr>
+        <w:rPr>
+          <w:lang w:val="en-US"/>
+        </w:rPr>
+      </w:pPr>
+      <w:r>
+        <w:rPr>
+          <w:lang w:val="en-US"/>
+        </w:rPr>
+        <w:lastRenderedPageBreak/>
+        <w:drawing>
+          <wp:inline distT="0" distB="0" distL="0" distR="0" wp14:anchorId="2B30AAB3" wp14:editId="0511614F">
+            <wp:extent cx="5001323" cy="4143953"/>
             <wp:effectExtent l="0" t="0" r="8890" b="9525"/>
-            <wp:docPr id="1767621743" name="Рисунок 1" descr="Изображение выглядит как текст, снимок экрана, Шрифт&#10;&#10;Содержимое, созданное искусственным интеллектом, может быть неверным."/>
-            <wp:cNvGraphicFramePr>
-              <a:graphicFrameLocks xmlns:a="http://schemas.openxmlformats.org/drawingml/2006/main" noChangeAspect="1"/>
-            </wp:cNvGraphicFramePr>
-            <a:graphic xmlns:a="http://schemas.openxmlformats.org/drawingml/2006/main">
-              <a:graphicData uri="http://schemas.openxmlformats.org/drawingml/2006/picture">
-                <pic:pic xmlns:pic="http://schemas.openxmlformats.org/drawingml/2006/picture">
-                  <pic:nvPicPr>
-                    <pic:cNvPr id="1767621743" name="Рисунок 1" descr="Изображение выглядит как текст, снимок экрана, Шрифт&#10;&#10;Содержимое, созданное искусственным интеллектом, может быть неверным."/>
-                    <pic:cNvPicPr/>
-                  </pic:nvPicPr>
-                  <pic:blipFill>
-                    <a:blip r:embed="rId6"/>
-                    <a:stretch>
-                      <a:fillRect/>
-                    </a:stretch>
-                  </pic:blipFill>
-                  <pic:spPr>
-                    <a:xfrm>
-                      <a:off x="0" y="0"/>
-                      <a:ext cx="5572903" cy="847843"/>
+            <wp:docPr id="35" name="Рисунок 35"/>
+            <wp:cNvGraphicFramePr>
+              <a:graphicFrameLocks xmlns:a="http://schemas.openxmlformats.org/drawingml/2006/main" noChangeAspect="1"/>
+            </wp:cNvGraphicFramePr>
+            <a:graphic xmlns:a="http://schemas.openxmlformats.org/drawingml/2006/main">
+              <a:graphicData uri="http://schemas.openxmlformats.org/drawingml/2006/picture">
+                <pic:pic xmlns:pic="http://schemas.openxmlformats.org/drawingml/2006/picture">
+                  <pic:nvPicPr>
+                    <pic:cNvPr id="1" name=""/>
+                    <pic:cNvPicPr/>
+                  </pic:nvPicPr>
+                  <pic:blipFill>
+                    <a:blip r:embed="rId38"/>
+                    <a:stretch>
+                      <a:fillRect/>
+                    </a:stretch>
+                  </pic:blipFill>
+                  <pic:spPr>
+                    <a:xfrm>
+                      <a:off x="0" y="0"/>
+                      <a:ext cx="5001323" cy="4143953"/>
+                    </a:xfrm>
+                    <a:prstGeom prst="rect">
+                      <a:avLst/>
+                    </a:prstGeom>
+                  </pic:spPr>
+                </pic:pic>
+              </a:graphicData>
+            </a:graphic>
+          </wp:inline>
+        </w:drawing>
+      </w:r>
+    </w:p>
+    <w:p>
+      <w:pPr>
+        <w:rPr>
+          <w:lang w:val="en-US"/>
+        </w:rPr>
+      </w:pPr>
+      <w:r>
+        <w:rPr>
+          <w:lang w:val="en-US"/>
+        </w:rPr>
+        <w:drawing>
+          <wp:inline distT="0" distB="0" distL="0" distR="0" wp14:anchorId="2955210F" wp14:editId="37E565EC">
+            <wp:extent cx="5940425" cy="2979420"/>
+            <wp:effectExtent l="0" t="0" r="3175" b="0"/>
+            <wp:docPr id="36" name="Рисунок 36"/>
+            <wp:cNvGraphicFramePr>
+              <a:graphicFrameLocks xmlns:a="http://schemas.openxmlformats.org/drawingml/2006/main" noChangeAspect="1"/>
+            </wp:cNvGraphicFramePr>
+            <a:graphic xmlns:a="http://schemas.openxmlformats.org/drawingml/2006/main">
+              <a:graphicData uri="http://schemas.openxmlformats.org/drawingml/2006/picture">
+                <pic:pic xmlns:pic="http://schemas.openxmlformats.org/drawingml/2006/picture">
+                  <pic:nvPicPr>
+                    <pic:cNvPr id="1" name=""/>
+                    <pic:cNvPicPr/>
+                  </pic:nvPicPr>
+                  <pic:blipFill>
+                    <a:blip r:embed="rId39"/>
+                    <a:stretch>
+                      <a:fillRect/>
+                    </a:stretch>
+                  </pic:blipFill>
+                  <pic:spPr>
+                    <a:xfrm>
+                      <a:off x="0" y="0"/>
+                      <a:ext cx="5940425" cy="2979420"/>
+                    </a:xfrm>
+                    <a:prstGeom prst="rect">
+                      <a:avLst/>
+                    </a:prstGeom>
+                  </pic:spPr>
+                </pic:pic>
+              </a:graphicData>
+            </a:graphic>
+          </wp:inline>
+        </w:drawing>
+      </w:r>
+    </w:p>
+    <w:p>
+      <w:pPr>
+        <w:rPr>
+          <w:lang w:val="en-US"/>
+        </w:rPr>
+      </w:pPr>
+      <w:r>
+        <w:rPr>
+          <w:lang w:val="en-US"/>
+        </w:rPr>
+        <w:lastRenderedPageBreak/>
+        <w:drawing>
+          <wp:inline distT="0" distB="0" distL="0" distR="0" wp14:anchorId="4F7DBDEB" wp14:editId="17901451">
+            <wp:extent cx="5940425" cy="6973570"/>
+            <wp:effectExtent l="0" t="0" r="3175" b="0"/>
+            <wp:docPr id="37" name="Рисунок 37"/>
+            <wp:cNvGraphicFramePr>
+              <a:graphicFrameLocks xmlns:a="http://schemas.openxmlformats.org/drawingml/2006/main" noChangeAspect="1"/>
+            </wp:cNvGraphicFramePr>
+            <a:graphic xmlns:a="http://schemas.openxmlformats.org/drawingml/2006/main">
+              <a:graphicData uri="http://schemas.openxmlformats.org/drawingml/2006/picture">
+                <pic:pic xmlns:pic="http://schemas.openxmlformats.org/drawingml/2006/picture">
+                  <pic:nvPicPr>
+                    <pic:cNvPr id="1" name=""/>
+                    <pic:cNvPicPr/>
+                  </pic:nvPicPr>
+                  <pic:blipFill>
+                    <a:blip r:embed="rId40"/>
+                    <a:stretch>
+                      <a:fillRect/>
+                    </a:stretch>
+                  </pic:blipFill>
+                  <pic:spPr>
+                    <a:xfrm>
+                      <a:off x="0" y="0"/>
+                      <a:ext cx="5940425" cy="6973570"/>
                     </a:xfrm>
                     <a:prstGeom prst="rect">
                       <a:avLst/>
@@ -150,8 +1826,102 @@
 </w:document>
 </file>
 
+<file path=word/numbering.xml><?xml version="1.0" encoding="utf-8"?>
+<w:numbering xmlns:wpc="http://schemas.microsoft.com/office/word/2010/wordprocessingCanvas" xmlns:cx="http://schemas.microsoft.com/office/drawing/2014/chartex" xmlns:cx1="http://schemas.microsoft.com/office/drawing/2015/9/8/chartex" xmlns:cx2="http://schemas.microsoft.com/office/drawing/2015/10/21/chartex" xmlns:cx3="http://schemas.microsoft.com/office/drawing/2016/5/9/chartex" xmlns:cx4="http://schemas.microsoft.com/office/drawing/2016/5/10/chartex" xmlns:cx5="http://schemas.microsoft.com/office/drawing/2016/5/11/chartex" xmlns:cx6="http://schemas.microsoft.com/office/drawing/2016/5/12/chartex" xmlns:cx7="http://schemas.microsoft.com/office/drawing/2016/5/13/chartex" xmlns:cx8="http://schemas.microsoft.com/office/drawing/2016/5/14/chartex" xmlns:mc="http://schemas.openxmlformats.org/markup-compatibility/2006" xmlns:aink="http://schemas.microsoft.com/office/drawing/2016/ink" xmlns:am3d="http://schemas.microsoft.com/office/drawing/2017/model3d" xmlns:o="urn:schemas-microsoft-com:office:office" xmlns:oel="http://schemas.microsoft.com/office/2019/extlst" xmlns:r="http://schemas.openxmlformats.org/officeDocument/2006/relationships" xmlns:m="http://schemas.openxmlformats.org/officeDocument/2006/math" xmlns:v="urn:schemas-microsoft-com:vml" xmlns:wp14="http://schemas.microsoft.com/office/word/2010/wordprocessingDrawing" xmlns:wp="http://schemas.openxmlformats.org/drawingml/2006/wordprocessingDrawing" xmlns:w10="urn:schemas-microsoft-com:office:word" xmlns:w="http://schemas.openxmlformats.org/wordprocessingml/2006/main" xmlns:w14="http://schemas.microsoft.com/office/word/2010/wordml" xmlns:w15="http://schemas.microsoft.com/office/word/2012/wordml" xmlns:w16cex="http://schemas.microsoft.com/office/word/2018/wordml/cex" xmlns:w16cid="http://schemas.microsoft.com/office/word/2016/wordml/cid" xmlns:w16="http://schemas.microsoft.com/office/word/2018/wordml" xmlns:w16sdtdh="http://schemas.microsoft.com/office/word/2020/wordml/sdtdatahash" xmlns:w16se="http://schemas.microsoft.com/office/word/2015/wordml/symex" xmlns:wpg="http://schemas.microsoft.com/office/word/2010/wordprocessingGroup" xmlns:wpi="http://schemas.microsoft.com/office/word/2010/wordprocessingInk" xmlns:wne="http://schemas.microsoft.com/office/word/2006/wordml" xmlns:wps="http://schemas.microsoft.com/office/word/2010/wordprocessingShape" mc:Ignorable="w14 w15 w16se w16cid w16 w16cex w16sdtdh wp14">
+  <w:abstractNum w:abstractNumId="0" w15:restartNumberingAfterBreak="0">
+    <w:nsid w:val="51FC6706"/>
+    <w:multiLevelType w:val="hybridMultilevel"/>
+    <w:tmpl w:val="4CF49E82"/>
+    <w:lvl w:ilvl="0" w:tplc="0419000F">
+      <w:start w:val="1"/>
+      <w:numFmt w:val="decimal"/>
+      <w:lvlText w:val="%1."/>
+      <w:lvlJc w:val="left"/>
+      <w:pPr>
+        <w:ind w:left="360" w:hanging="360"/>
+      </w:pPr>
+    </w:lvl>
+    <w:lvl w:ilvl="1" w:tplc="04190019">
+      <w:start w:val="1"/>
+      <w:numFmt w:val="lowerLetter"/>
+      <w:lvlText w:val="%2."/>
+      <w:lvlJc w:val="left"/>
+      <w:pPr>
+        <w:ind w:left="1080" w:hanging="360"/>
+      </w:pPr>
+    </w:lvl>
+    <w:lvl w:ilvl="2" w:tplc="0419001B" w:tentative="1">
+      <w:start w:val="1"/>
+      <w:numFmt w:val="lowerRoman"/>
+      <w:lvlText w:val="%3."/>
+      <w:lvlJc w:val="right"/>
+      <w:pPr>
+        <w:ind w:left="1800" w:hanging="180"/>
+      </w:pPr>
+    </w:lvl>
+    <w:lvl w:ilvl="3" w:tplc="0419000F" w:tentative="1">
+      <w:start w:val="1"/>
+      <w:numFmt w:val="decimal"/>
+      <w:lvlText w:val="%4."/>
+      <w:lvlJc w:val="left"/>
+      <w:pPr>
+        <w:ind w:left="2520" w:hanging="360"/>
+      </w:pPr>
+    </w:lvl>
+    <w:lvl w:ilvl="4" w:tplc="04190019" w:tentative="1">
+      <w:start w:val="1"/>
+      <w:numFmt w:val="lowerLetter"/>
+      <w:lvlText w:val="%5."/>
+      <w:lvlJc w:val="left"/>
+      <w:pPr>
+        <w:ind w:left="3240" w:hanging="360"/>
+      </w:pPr>
+    </w:lvl>
+    <w:lvl w:ilvl="5" w:tplc="0419001B" w:tentative="1">
+      <w:start w:val="1"/>
+      <w:numFmt w:val="lowerRoman"/>
+      <w:lvlText w:val="%6."/>
+      <w:lvlJc w:val="right"/>
+      <w:pPr>
+        <w:ind w:left="3960" w:hanging="180"/>
+      </w:pPr>
+    </w:lvl>
+    <w:lvl w:ilvl="6" w:tplc="0419000F" w:tentative="1">
+      <w:start w:val="1"/>
+      <w:numFmt w:val="decimal"/>
+      <w:lvlText w:val="%7."/>
+      <w:lvlJc w:val="left"/>
+      <w:pPr>
+        <w:ind w:left="4680" w:hanging="360"/>
+      </w:pPr>
+    </w:lvl>
+    <w:lvl w:ilvl="7" w:tplc="04190019" w:tentative="1">
+      <w:start w:val="1"/>
+      <w:numFmt w:val="lowerLetter"/>
+      <w:lvlText w:val="%8."/>
+      <w:lvlJc w:val="left"/>
+      <w:pPr>
+        <w:ind w:left="5400" w:hanging="360"/>
+      </w:pPr>
+    </w:lvl>
+    <w:lvl w:ilvl="8" w:tplc="0419001B" w:tentative="1">
+      <w:start w:val="1"/>
+      <w:numFmt w:val="lowerRoman"/>
+      <w:lvlText w:val="%9."/>
+      <w:lvlJc w:val="right"/>
+      <w:pPr>
+        <w:ind w:left="6120" w:hanging="180"/>
+      </w:pPr>
+    </w:lvl>
+  </w:abstractNum>
+  <w:num w:numId="1" w16cid:durableId="123038016">
+    <w:abstractNumId w:val="0"/>
+  </w:num>
+</w:numbering>
+</file>
+
 <file path=word/styles.xml><?xml version="1.0" encoding="utf-8"?>
-<w:styles xmlns:mc="http://schemas.openxmlformats.org/markup-compatibility/2006" xmlns:r="http://schemas.openxmlformats.org/officeDocument/2006/relationships" xmlns:w="http://schemas.openxmlformats.org/wordprocessingml/2006/main" xmlns:w14="http://schemas.microsoft.com/office/word/2010/wordml" xmlns:w15="http://schemas.microsoft.com/office/word/2012/wordml" xmlns:w16cex="http://schemas.microsoft.com/office/word/2018/wordml/cex" xmlns:w16cid="http://schemas.microsoft.com/office/word/2016/wordml/cid" xmlns:w16="http://schemas.microsoft.com/office/word/2018/wordml" xmlns:w16du="http://schemas.microsoft.com/office/word/2023/wordml/word16du" xmlns:w16sdtdh="http://schemas.microsoft.com/office/word/2020/wordml/sdtdatahash" xmlns:w16sdtfl="http://schemas.microsoft.com/office/word/2024/wordml/sdtformatlock" xmlns:w16se="http://schemas.microsoft.com/office/word/2015/wordml/symex" mc:Ignorable="w14 w15 w16se w16cid w16 w16cex w16sdtdh w16sdtfl w16du">
+<w:styles xmlns:mc="http://schemas.openxmlformats.org/markup-compatibility/2006" xmlns:r="http://schemas.openxmlformats.org/officeDocument/2006/relationships" xmlns:w="http://schemas.openxmlformats.org/wordprocessingml/2006/main" xmlns:w14="http://schemas.microsoft.com/office/word/2010/wordml" xmlns:w15="http://schemas.microsoft.com/office/word/2012/wordml" xmlns:w16cex="http://schemas.microsoft.com/office/word/2018/wordml/cex" xmlns:w16cid="http://schemas.microsoft.com/office/word/2016/wordml/cid" xmlns:w16="http://schemas.microsoft.com/office/word/2018/wordml" xmlns:w16sdtdh="http://schemas.microsoft.com/office/word/2020/wordml/sdtdatahash" xmlns:w16se="http://schemas.microsoft.com/office/word/2015/wordml/symex" mc:Ignorable="w14 w15 w16se w16cid w16 w16cex w16sdtdh">
   <w:docDefaults>
     <w:rPrDefault>
       <w:rPr>
